--- a/example_articles/states/New York/3.states_New York_New_York_Times.docx
+++ b/example_articles/states/New York/3.states_New York_New_York_Times.docx
@@ -27,17 +27,17 @@
     </w:p>
     <w:p>
       <w:r>
-        <w:t>Source File: NYT/50.DOCX</w:t>
+        <w:t>Source file: NYT/50.DOCX</w:t>
       </w:r>
     </w:p>
     <w:p>
       <w:r>
-        <w:t>Raw locations result: ['New York']</w:t>
+        <w:t>Raw locations result, 'locations': ['New York']</w:t>
       </w:r>
     </w:p>
     <w:p>
       <w:r>
-        <w:t>states_stand_flat (Standardized): New York</w:t>
+        <w:t>Standardized locations result, 'states_stand_flat': New York</w:t>
       </w:r>
     </w:p>
     <w:p>

--- a/example_articles/states/New York/3.states_New York_New_York_Times.docx
+++ b/example_articles/states/New York/3.states_New York_New_York_Times.docx
@@ -7,7 +7,7 @@
         <w:pStyle w:val="Heading1"/>
       </w:pPr>
       <w:r>
-        <w:t>Tribute for an Old-Time Bluesman Who Stays New</w:t>
+        <w:t>Queens Youth Fatally Shot in Fight Over Moped</w:t>
       </w:r>
     </w:p>
     <w:p>
@@ -17,17 +17,17 @@
     </w:p>
     <w:p>
       <w:r>
-        <w:t>Date: 1990-10-16</w:t>
+        <w:t>Date: 1990-08-03</w:t>
       </w:r>
     </w:p>
     <w:p>
       <w:r>
-        <w:t>Section: Section C; Page 13, Column 1; Cultural Desk</w:t>
+        <w:t>Section: Section B; Page 1, Column 3; Metropolitan Desk</w:t>
       </w:r>
     </w:p>
     <w:p>
       <w:r>
-        <w:t>Source file: NYT/50.DOCX</w:t>
+        <w:t>Source file: NYT/45.DOCX</w:t>
       </w:r>
     </w:p>
     <w:p>
@@ -49,55 +49,57 @@
     </w:p>
     <w:p>
       <w:r>
-        <w:t>When John Lee Hooker ambles onto the stage at Madison Square Garden tonight to sing, the audience will hear five and a half decades of blues experience. They will also hear the music of the Mississippi Delta, which has become the sound of the international mainstream in the form of rock-and-roll.</w:t>
+        <w:t>A 14-year-old from Queens was shot and killed on Wednesday night in an argument over a moped, the police said.</w:t>
         <w:br/>
-        <w:t>Mr. Hooker, a major figure in American popular music, will be on the receiving end of a tribute that will include performances by a slew of stars, including Gregg Allman, Bo Diddley, Bonnie Raitt, Willie Dixon, Joe Cocker, James Cotton, Huey Lewis, Johnny Winter and Little Feat.</w:t>
+        <w:t>The shooting was the most recent in a series of killings over minor disputes that the police say reflect a growing disrespect for life among youths living in crime-ridden neighborhoods.</w:t>
         <w:br/>
-        <w:t>The show is also a benefit, with some of the profits going to the Delta Blues Museum, which is based in Clarksdale, Miss., the town outside of which Mr. Hooker was born some 70 years ago. Mr. Hooker's subsequent odyssey, from the poverty and repression of the delta to a life of recognition and reasonable wealth in a suburb of San Francisco, is a specifically American story of race, class and talent.</w:t>
+        <w:t>In Queens the murder weapon was an unlicensed .380 semiautomatic pistol bought from a black-market dealer in the neighborhood, youths from the area said.</w:t>
         <w:br/>
-        <w:t>''Where I came from in Mississippi was like being in hell,'' said Mr. Hooker. ''I was about 14 when I left for Memphis. I knew what was happening.''</w:t>
+        <w:t>The victim, Shamel Knight, was shot in the mouth and killed after he had told another teen-ager to stop riding a moped that belonged to a friend of his, the police said.</w:t>
         <w:br/>
-        <w:t>'I Wanted to Be a Star'</w:t>
+        <w:t>The youth identified by witnesses as the gunman, Dion Mines, 19, had told friends in the past that he wanted to become a famous criminal, to make a name for himself as a neighborhood tough.</w:t>
         <w:br/>
-        <w:t>Like many other black Americans from the South, Mr. Hooker was intent on moving north. His next stop was Cincinnati, where he became a teen-age gospel singer with groups like the Delta Big Four, the Fairfield Four and the Big Six.</w:t>
+        <w:t>The shooting was at 11:11 on a quiet street of working-class Corona a few blocks from Shea Stadium, the police said. Earlier in the evening 10 youths from 12 to 19 had been taking turns riding a moped, Lieut. Shelly Neal of the 115th Precinct detectives said. The police said the motorbike belonged to Shamel. Friends of the slain boy said he had borrowed it from a friend.</w:t>
         <w:br/>
-        <w:t>''I wanted to be a star,'' said Mr. Hooker. ''I knew I couldn't make it in Mississippi so I was working my way up north. I lived in Cincinnati for two years, and I learned how to play and sing real good there. I knew I was a heck of a gospel singer, and the work taught me how to relate to an audience. 'Oh, that kid can sing!' people used to say. People around me, they'd treat me like I was a kid and they loved me. I'd get lonely for my family, but that was about it. When I started singing blues, the church didn't like it, but I was determined to be a musician and be a blues star, and I didn't much care what they thought.''</w:t>
+        <w:t>At about 11 o'clock, the teen-agers put away the motorbike in a driveway behind 34-14 109th Street, a ramshackle three-story building where Mr. Mines lives, witnesses said. Minutes later, as the group went down the street, Mr. Mines left the driveway on the moped, said a friend of Shamel, Shahid Whiting, 14. ''Shamel yelled, 'Get off my bike!' '' Shahid recounted. ''Then the other kid said: 'You all want a beef! You all want a beef!' And then he ran into his house.''</w:t>
         <w:br/>
-        <w:t>Mr. Hooker next moved to Detroit, following the trail of work. When World War II broke out, Detroit was suddenly awash with jobs. As in Chicago and Los Angeles, the black working class suddenly found itself with money and looking for entertainment.</w:t>
+        <w:t>Two witnesses said Mr. Mines left the house a minute later with a gun in his hand. His 16-year-old brother, Elbert, wrapped his arms around Dion Mines to restrain him, the witnesses said, but he broke away.</w:t>
         <w:br/>
-        <w:t>''During the war I lied about my age to enlist,'' said Mr. Hooker. ''If you were a soldier, all the girls went crazy about you. But I was kicked out for being under-age, so I worked washing dishes and all sorts of things. But the town was booming, and I was playing three and four, sometimes five nights a week in small clubs; I got to be hot stuff, the hottest musician in Detroit.''</w:t>
+        <w:t>Shahid said Dion Mines put the gun barrel up to the face of Gerald Scott, 14, and said, '' 'What's up, man?' ''</w:t>
+        <w:br/>
+        <w:t>''Then Shamel said, 'If you want to pull a gun, you have to use that gun,''' Shahid recalled. ''And Dion said, 'You think I'm joking here.' ''</w:t>
+        <w:br/>
+        <w:t>With the moped between them, Mr. Mines pointed the gun at Shamel and pulled the trigger, witnesses said. The gun clicked but did not fire. Mr. Mines recocked the gun, Shahid said. Mr. Mines pulled the trigger again. The gun fired. The bullet tore through Shamel Knight's mouth and entered his brain.</w:t>
+        <w:br/>
+        <w:t>He was taken to the City Hospital Center at Elmhurst, where he died at 11:45, the police said. A shell casing was found at the scene. The gun was not recovered.</w:t>
         <w:br/>
         <w:t xml:space="preserve"> </w:t>
         <w:br/>
-        <w:t>Suddenly in Demand</w:t>
+        <w:t>Search for Suspect</w:t>
         <w:br/>
-        <w:t>The small independent record companies were scrambling for new talent to fill the new needs of a larger, wealthier and more urbane black audience. Mr. Hooker found himself discovered.</w:t>
+        <w:t>The police said that they were searching for Mr. Mines and that they had a search warrant for a house where he is believed to be hiding. They would not disclose the location.</w:t>
         <w:br/>
-        <w:t>''One night the folks from Modern Records, Saul and Jules Bihari, came into a club I was playing,'' Mr. Hooker recalled. ''They came in with their suits on, and I thought they were the police. I had a long guitar chord and I was walking the floor, and they said, 'Come over here, kid. Who are you?' I said, 'John Lee Hooker. What, are you all the police?' They said, 'No, we're from Modern and we're going to take care of you.' I didn't believe it because everyone is always talking, but they gave me a thousand dollars up front. I said 'Huh?' because it was so much money. I recorded 'Boogie Chillen' ' and I never looked back.''</w:t>
+        <w:t>Witnesses to the shooting said Mr. Mines and his brother fled on foot. The other youths ran to tell Shamel's mother, Cynthia Knight Crumpley, that her boy was dying. Among them was Shamel's 12-year-old brother, Naquan.</w:t>
         <w:br/>
-        <w:t>Mr. Hooker played a big part in modernizing an essentially rural style of music and making it nationally popular, adding jump and jazz rhythms to the mix. His early recordings, from 1948, have him working in the deep Mississippi blues style, where he clangs out harsh metallic guitar lines while his vocals shout and moan. The same year he recorded ''Boogie Chillen' '' in a modern jump style that became rhythm and blues; the record, with a full band, was a hit. When rhythm and blues burned out commercially in the late 1950's, Mr. Hooker reverted to a solo act, cleverly cashing in on the growing folk circuit that was supporting a flock of blues musicians. The audience was looking for authenticity and rustics, and Mr. Hooker was happy to oblige, eventually recording for Riverside Records as an acoustic guitarist.</w:t>
+        <w:t>''My son Naquan ran here and said, 'Shamel is shot,' '' Mrs. Crumpley said yesterday. ''I ran down the street and saw him laying there. I saw this blood on his head. I thought he was just grazed.''</w:t>
         <w:br/>
-        <w:t>By the middle 1960's, Mr. Hooker emerged as an electric blues star, recording with the band Canned Heat, and being justly celebrated by legions of rock-and-roll fans. And by that time, his audience was changing from black to white. And the white audience wanted blues.</w:t>
+        <w:t>Shamel lived in a three-story house at 27-26 111th Street with his mother, brother and a 10-year-old stepbrother, said his family and friends. His mother said she raised the family on welfare. His stepfather, Thomas Crumpley, has been in prison for four years.</w:t>
+        <w:br/>
+        <w:t>A student with a B average, Shamel graduated from Junior High School 145 in June and was planning to go to William Cullen Bryant High School next month, where he hoped to run track and play basketball, his mother said.</w:t>
         <w:br/>
         <w:t xml:space="preserve"> </w:t>
         <w:br/>
-        <w:t>'They Were Just People'</w:t>
+        <w:t>Police at the Door</w:t>
         <w:br/>
-        <w:t>''I played solo a long time, and I know how to tap my feet so it sounds like a drum,'' said Mr. Hooker. ''It wasn't any problem to start playing the coffeehouses. I can switch to any style, you have to be versatile to be a musician. I knew the white audience was out there but I didn't know how to get it. As the years go by, things change and to me they were just people. I had no thought that British singers would start singing my songs, I had no idea what would come with that. People got more civilized.''</w:t>
+        <w:t>Dion Mines's father, Willy, said he had not seen his sons since he went home from his job at a liquor store at midnight and found the the police at his door. ''I don't know anything about it,'' he said. ''At night I go straight upstairs and drink my bottle of wine and go to sleep.''</w:t>
         <w:br/>
-        <w:t>For the tribute tonight, most of the performers are white rock-and-roll stars. ''These are some of the realities when it comes to the blues today,'' said Quint Davis, who is producing the show. ''Many more white musicians are going into it today than are black musicians. Just look at the bands of most black blues musicians - they're all white. And the people on the show have lived the blues life so they're here to pay tribute, to give credit. They feel that they owe a debt for who they are, not just what they play. People are really happy to pay tribute to the influence of the great masters. And when the show was initiated, John Lee was asked who he wanted, and these are people he identified.''</w:t>
+        <w:t>Mr. Mines said Dion Mines had been expelled from two high schools, was a slow learner and suffered from violent fits for four years. The father said that psychiatrists had examined his son, but that he did not have details. ''He's got a mental problem,'' Mr. Mines said. ''He was mentally disturbed in the head.''</w:t>
         <w:br/>
-        <w:t>''It's really nice that people realize that all people are the same,'' said Mr. Hooker. ''Human beings can be worse than animals. Cows and horses don't care what color they are. But I never looked at it that way. My band is all white, and I think of them by their talent, not by the color their skin or hair is. So tributes like this make me feel real good.''</w:t>
+        <w:t>Dion Mines's mother, Sylvia Mines, is a social worker for the Human Resources Administration at an Income Maintenence Center in Long Island City, Mr. Mines said. A spokesman for the H.R.A., Earl Weber, said Mrs. Mines was in charge of evaluating eligibility for welfare.</w:t>
         <w:br/>
-        <w:t xml:space="preserve"> </w:t>
+        <w:t>Friends of Dion Mines described him as simple minded and at times irrational. They said he often talked about wanting to make a name for himself by killing someone and sometimes mentioned that he would like to be a criminal featured on the ''American's Most Wanted'' on the Fox television network.</w:t>
         <w:br/>
-        <w:t>Held on to His Rights</w:t>
-        <w:br/>
-        <w:t>Unlike many other blues singers, Mr. Hooker has been lucky in that he now receives royalties for his older recordings. Record labels dealing with blues often shortchanged their artists - and artists often sold their rights - but Mr. Hooker held on to his. A few years ago, he decided to collect what was owed him. His lawyer asked him whether he had all his contracts, and by chance, Mr. Hooker had some 40 years' worth.</w:t>
-        <w:br/>
-        <w:t>''I was lucky,'' he said. ''I gave all my papers to a man in Detroit for safekeeping, and when my lawyer asked me if I had any papers, I wrote to Detroit and got them all. We took the companies to court, and they were in a panic when they found out that I had the papers. And ever since then, I've been getting my royalties.</w:t>
-        <w:br/>
-        <w:t>''It's helped out now because I'm going to be able to retire. I enjoy playing because it's my life. When I'm in bed, I moan and groan it. Without singing the blues I'd go under.''</w:t>
+        <w:t>Several neighborhood teen-agers said it was easy to obtain an unlicensed gun on the street for as little as $100. ''You just got to know somebody,'' one said. ''They sell them everywhere, on the street, out of cars, at people's houses. For $100 you can get one of those little .22's.''</w:t>
         <w:br/>
         <w:br/>
         <w:t>Graphic</w:t>
@@ -105,7 +107,7 @@
         <w:br/>
         <w:t xml:space="preserve"> </w:t>
         <w:br/>
-        <w:t>Photo: John Lee Hooker, who will be honored with a tribute concert tonight at Madison Square Garden. (Michelle V. Agins/The New York Times)</w:t>
+        <w:t>Photos: Shamel Knight in a photograph taken last year, when he was 13 years old. He was killed on Wednesday night. (pg. B1); Neighborhood youngsters looking at a photograph of Shamel Knight, 14 years old, that his mother placed on their stoop in Corona, Queens. (Jim Estrin for The New York Times) (pg. B2)</w:t>
       </w:r>
     </w:p>
     <w:sectPr>

--- a/example_articles/states/New York/3.states_New York_New_York_Times.docx
+++ b/example_articles/states/New York/3.states_New York_New_York_Times.docx
@@ -7,7 +7,7 @@
         <w:pStyle w:val="Heading1"/>
       </w:pPr>
       <w:r>
-        <w:t>Queens Youth Fatally Shot in Fight Over Moped</w:t>
+        <w:t>G.O.P. Leader in Albany Faces Party Fight on Ending Rent Rules</w:t>
       </w:r>
     </w:p>
     <w:p>
@@ -17,17 +17,17 @@
     </w:p>
     <w:p>
       <w:r>
-        <w:t>Date: 1990-08-03</w:t>
+        <w:t>Date: 1997-01-13</w:t>
       </w:r>
     </w:p>
     <w:p>
       <w:r>
-        <w:t>Section: Section B; Page 1, Column 3; Metropolitan Desk</w:t>
+        <w:t>Section: Section A; ; Section A; Page 1; Column 4; Metropolitan Desk ; Column 4;</w:t>
       </w:r>
     </w:p>
     <w:p>
       <w:r>
-        <w:t>Source file: NYT/45.DOCX</w:t>
+        <w:t>Source file: NYT/47.DOCX</w:t>
       </w:r>
     </w:p>
     <w:p>
@@ -49,65 +49,55 @@
     </w:p>
     <w:p>
       <w:r>
-        <w:t>A 14-year-old from Queens was shot and killed on Wednesday night in an argument over a moped, the police said.</w:t>
+        <w:t>Just weeks after calling for ending almost all rent regulations, the Republican leader of the State Senate faces a potential revolt among some Republicans that could derail his plans for sweeping changes to the system.</w:t>
         <w:br/>
-        <w:t>The shooting was the most recent in a series of killings over minor disputes that the police say reflect a growing disrespect for life among youths living in crime-ridden neighborhoods.</w:t>
+        <w:t>In interviews over recent days, six Republican State Senators or their aides expressed strong opposition to the proposal by Joseph L. Bruno, the Senate majority leader, to abolish rent protections for almost all tenants but the elderly, disabled and poor.</w:t>
         <w:br/>
-        <w:t>In Queens the murder weapon was an unlicensed .380 semiautomatic pistol bought from a black-market dealer in the neighborhood, youths from the area said.</w:t>
+        <w:t>Because the Republicans hold only a five-vote majority in the Senate, the potential for six defections raises serious questions about whether Mr. Bruno can deliver on his pledge to end the rent regulations, which currently limit rent increases for about 1.2 million apartments, nearly all of them in New York City and its suburbs.</w:t>
         <w:br/>
-        <w:t>The victim, Shamel Knight, was shot in the mouth and killed after he had told another teen-ager to stop riding a moped that belonged to a friend of his, the police said.</w:t>
+        <w:t>The opposition also potentially weakens Mr. Bruno's bargaining position in coming negotiations with the Democratic leaders of the State Assembly on this issue. Not only that, Mr. Bruno had been expected to use rent regulations as a bargaining chip to gain concessions on other issues, like tax cuts.</w:t>
         <w:br/>
-        <w:t>The youth identified by witnesses as the gunman, Dion Mines, 19, had told friends in the past that he wanted to become a famous criminal, to make a name for himself as a neighborhood tough.</w:t>
+        <w:t>Senator Bruno has vowed to allow the current rules to die a quick death when they expire next June if Assembly Democrats do not agree to phase out almost all rent rules by 1999. But that would expose a number of Republicans representing areas with high concentrations of tenants to attacks back home in their own districts, where tenants' groups and Democrats have vowed to make rent regulation a campaign issue.</w:t>
         <w:br/>
-        <w:t>The shooting was at 11:11 on a quiet street of working-class Corona a few blocks from Shea Stadium, the police said. Earlier in the evening 10 youths from 12 to 19 had been taking turns riding a moped, Lieut. Shelly Neal of the 115th Precinct detectives said. The police said the motorbike belonged to Shamel. Friends of the slain boy said he had borrowed it from a friend.</w:t>
+        <w:t>In fact, Democrats in the Senate say they will try to force a vote on a bill extending the rent protections if Mr. Bruno continues to stake out his current position on the issue.</w:t>
         <w:br/>
-        <w:t>At about 11 o'clock, the teen-agers put away the motorbike in a driveway behind 34-14 109th Street, a ramshackle three-story building where Mr. Mines lives, witnesses said. Minutes later, as the group went down the street, Mr. Mines left the driveway on the moped, said a friend of Shamel, Shahid Whiting, 14. ''Shamel yelled, 'Get off my bike!' '' Shahid recounted. ''Then the other kid said: 'You all want a beef! You all want a beef!' And then he ran into his house.''</w:t>
+        <w:t>"Joe has put a lot of his own members at risk," said Martin Connor, a Senator from Brooklyn who is the leader of the Senate Democrats. "Why would I let them off the hook politically? They say they support rent regulations. They'll get a chance to prove it one way or the other."</w:t>
         <w:br/>
-        <w:t>Two witnesses said Mr. Mines left the house a minute later with a gun in his hand. His 16-year-old brother, Elbert, wrapped his arms around Dion Mines to restrain him, the witnesses said, but he broke away.</w:t>
+        <w:t>While a couple of senators say they would seriously consider joining Democrats in supporting a bill extending the current rent laws, it is far from clear whether such a bipartisan coalition could produce enough votes in the Senate to keep rent regulations intact. But what is clear is that a considerable number of Senate Republicans support a compromise measure that would change the rent regulations far less than Mr. Bruno wants.</w:t>
         <w:br/>
-        <w:t>Shahid said Dion Mines put the gun barrel up to the face of Gerald Scott, 14, and said, '' 'What's up, man?' ''</w:t>
+        <w:t>But in an interview, Mr. Bruno played down the dissent among his members, saying that he did not expect every one of his members to agree with his postion. He also suggested that he did not expect enough to join with Democrats to pass a bill that he opposed.</w:t>
         <w:br/>
-        <w:t>''Then Shamel said, 'If you want to pull a gun, you have to use that gun,''' Shahid recalled. ''And Dion said, 'You think I'm joking here.' ''</w:t>
+        <w:t>"The bottom line is that rent controls sunsets," he said, referring to the June 15 expiration of the law. "You need to pass a bill to keep it alive. Six do not pass a bill."</w:t>
         <w:br/>
-        <w:t>With the moped between them, Mr. Mines pointed the gun at Shamel and pulled the trigger, witnesses said. The gun clicked but did not fire. Mr. Mines recocked the gun, Shahid said. Mr. Mines pulled the trigger again. The gun fired. The bullet tore through Shamel Knight's mouth and entered his brain.</w:t>
+        <w:t>Mr. Bruno's problems are compounded because his stance could hurt important Republicans outside the Senate, including Mayor Rudolph W. Giuliani, who is up for re-election this year and who has said he does not see any need for weakening rent protections in New York City now.</w:t>
         <w:br/>
-        <w:t>He was taken to the City Hospital Center at Elmhurst, where he died at 11:45, the police said. A shell casing was found at the scene. The gun was not recovered.</w:t>
+        <w:t>Many Democrats say the Senate leader's position provides them the opportunity to paint Mr. Giuliani and other Republicans, like Gov. George E. Pataki, who is running for re-election next year, as members of a party bent on stripping away such safeguards for working-class people.</w:t>
         <w:br/>
-        <w:t xml:space="preserve"> </w:t>
+        <w:t>Within the Senate itself, Mr. Bruno is under particular pressure to tread cautiously because the opposition to his proposal is coming from highly influential Republicans who fill the Senate's leadership ranks. The members include Nicholas A. Spano, who is chairman of the politically potent Westchester County Republican Party; Guy J. Velella, a Senator from the Bronx who also is a key fund-raiser for Republicans and leads the local party in that borough, and Dean G. Skelos, a Long Island legislator who, as the Senate's deputy majority leader, is widely regarded as a potential successor to Mr. Bruno.</w:t>
         <w:br/>
-        <w:t>Search for Suspect</w:t>
+        <w:t>"I feel that the current regulations in place affecting Westchester tenants are the appropriate way to go," Mr. Spano said. "I think that it is an appropriate place for Senator Bruno to begin negotiating. But everything is subject to compromise in the state capital. I expect that will happen."</w:t>
         <w:br/>
-        <w:t>The police said that they were searching for Mr. Mines and that they had a search warrant for a house where he is believed to be hiding. They would not disclose the location.</w:t>
+        <w:t>Jane Petrik, a spokeswoman for Senator Velella, said he had a similar position on the matter.</w:t>
         <w:br/>
-        <w:t>Witnesses to the shooting said Mr. Mines and his brother fled on foot. The other youths ran to tell Shamel's mother, Cynthia Knight Crumpley, that her boy was dying. Among them was Shamel's 12-year-old brother, Naquan.</w:t>
+        <w:t>"The Senator is firmly in favor of preserving the laws as they now exist." she said. "He is fighting to preserve the laws as they currently exist."</w:t>
         <w:br/>
-        <w:t>''My son Naquan ran here and said, 'Shamel is shot,' '' Mrs. Crumpley said yesterday. ''I ran down the street and saw him laying there. I saw this blood on his head. I thought he was just grazed.''</w:t>
+        <w:t>The issue is so volatile that some Republican Senators have privately acknowledged that they are counting on Assembly Speaker Sheldon Silver, a Democrat from Manhattan, to refuse to act on a variety of issues dear to Mr. Bruno until the Senate leader agrees to restore most of the current rent protections. As one Senator who spoke on condition of anonymity put it: "What we expect Shelly will do is find something that is important to Bruno and hold it up."</w:t>
         <w:br/>
-        <w:t>Shamel lived in a three-story house at 27-26 111th Street with his mother, brother and a 10-year-old stepbrother, said his family and friends. His mother said she raised the family on welfare. His stepfather, Thomas Crumpley, has been in prison for four years.</w:t>
+        <w:t>Mr. Bruno's plan calls for suspending rent regulations for most but not all apartments that become vacant after June 15, 1997, permitting landlords to charge whatever the market would allow. He would also expand so-called luxury decrontrol of more higher-priced apartments. Under luxury decontrol, apartments that rent for $2,000 a month or more and have occupants with annual incomes of more than $250,000 for two consecutive years lose their rent protections. Mr. Bruno has not said by how much he would seek to lower those thresholds.</w:t>
         <w:br/>
-        <w:t>A student with a B average, Shamel graduated from Junior High School 145 in June and was planning to go to William Cullen Bryant High School next month, where he hoped to run track and play basketball, his mother said.</w:t>
+        <w:t>But even as he has threatened to allow rent regulations to expire in June unless he gets his way, Mr. Bruno has begun to soften his stance, as his fellow party members have privately voiced their opposition. In a speech before landlords last month, for example, he proposed abolishing rent regulation for all tenants but the elderly and the disabled. But then a few weeks later, he said he would support maintaining protections for poor renters as well, though he did not say who would qualify as poor.</w:t>
         <w:br/>
-        <w:t xml:space="preserve"> </w:t>
+        <w:t>Even so, a number of Republicans senators apparently want him to moderate his position further.</w:t>
         <w:br/>
-        <w:t>Police at the Door</w:t>
+        <w:t>Senator Frank Padavan, a Republican from Queens, said he would consider joining Democrats to extend the rent regulations if necessary.</w:t>
         <w:br/>
-        <w:t>Dion Mines's father, Willy, said he had not seen his sons since he went home from his job at a liquor store at midnight and found the the police at his door. ''I don't know anything about it,'' he said. ''At night I go straight upstairs and drink my bottle of wine and go to sleep.''</w:t>
+        <w:t>"I am opposed to Senator Bruno's proposal," he said. "I will do whatever I can to prevent rent protections from expiring."</w:t>
         <w:br/>
-        <w:t>Mr. Mines said Dion Mines had been expelled from two high schools, was a slow learner and suffered from violent fits for four years. The father said that psychiatrists had examined his son, but that he did not have details. ''He's got a mental problem,'' Mr. Mines said. ''He was mentally disturbed in the head.''</w:t>
+        <w:t>Senator Roy M. Goodman, a Manhattan Republican who represents the Upper East Side, said he too would consider joining Democrats. "This is not a party issue," he said. "This transcends party. It goes to the heart of my district."</w:t>
         <w:br/>
-        <w:t>Dion Mines's mother, Sylvia Mines, is a social worker for the Human Resources Administration at an Income Maintenence Center in Long Island City, Mr. Mines said. A spokesman for the H.R.A., Earl Weber, said Mrs. Mines was in charge of evaluating eligibility for welfare.</w:t>
+        <w:t>Mr. Skelos, the Republican from Long Island who is a close ally of Mr. Bruno, did not return telephone calls requesting an interview on the subject. But Brent Bogardus, his executive assistant, said the Senator's general position is that rent protections should be extended for middle-class people and that he probably would not go as far as Mr. Bruno's proposal.</w:t>
         <w:br/>
-        <w:t>Friends of Dion Mines described him as simple minded and at times irrational. They said he often talked about wanting to make a name for himself by killing someone and sometimes mentioned that he would like to be a criminal featured on the ''American's Most Wanted'' on the Fox television network.</w:t>
-        <w:br/>
-        <w:t>Several neighborhood teen-agers said it was easy to obtain an unlicensed gun on the street for as little as $100. ''You just got to know somebody,'' one said. ''They sell them everywhere, on the street, out of cars, at people's houses. For $100 you can get one of those little .22's.''</w:t>
-        <w:br/>
-        <w:br/>
-        <w:t>Graphic</w:t>
-        <w:br/>
-        <w:br/>
-        <w:t xml:space="preserve"> </w:t>
-        <w:br/>
-        <w:t>Photos: Shamel Knight in a photograph taken last year, when he was 13 years old. He was killed on Wednesday night. (pg. B1); Neighborhood youngsters looking at a photograph of Shamel Knight, 14 years old, that his mother placed on their stoop in Corona, Queens. (Jim Estrin for The New York Times) (pg. B2)</w:t>
+        <w:t>"I think the Senator is confident that a continuation will be worked out," he said.</w:t>
       </w:r>
     </w:p>
     <w:sectPr>
